--- a/resume/Logan Moseley Resume.docx
+++ b/resume/Logan Moseley Resume.docx
@@ -152,7 +152,19 @@
         <w:rPr>
           <w:rtl w:val="0"/>
         </w:rPr>
-        <w:t>Senior iOS engineer with 15 years of experience building large-scale apps at Block, Medium, and The New York Times. Led the NYT Crossword app from inception to &gt;1M MAU</w:t>
+        <w:t>Senior iOS engineer with 15 years of experience building large-scale apps at Block, Medium, and The New York Times.</w:t>
+      </w:r>
+      <w:r>
+        <w:rPr>
+          <w:rtl w:val="0"/>
+        </w:rPr>
+        <w:t xml:space="preserve"> </w:t>
+      </w:r>
+      <w:r>
+        <w:rPr>
+          <w:rtl w:val="0"/>
+        </w:rPr>
+        <w:t>Led the NYT Crossword app from inception to &gt;1M MAU</w:t>
       </w:r>
       <w:r>
         <w:rPr>
@@ -898,11 +910,12 @@
         <w:rPr>
           <w:rtl w:val="0"/>
         </w:rPr>
-        <w:t xml:space="preserve">Worked with the backend team to define OpenAPI specs and wrote our Swift code generator for </w:t>
-      </w:r>
-      <w:r>
-        <w:rPr>
-          <w:rtl w:val="0"/>
+        <w:t xml:space="preserve">Started and championed the </w:t>
+      </w:r>
+      <w:r>
+        <w:rPr>
+          <w:rtl w:val="1"/>
+          <w:lang w:val="ar-SA" w:bidi="ar-SA"/>
         </w:rPr>
         <w:t>“</w:t>
       </w:r>
@@ -922,7 +935,92 @@
         <w:rPr>
           <w:rtl w:val="0"/>
         </w:rPr>
-        <w:t>that powered the main tab.</w:t>
+        <w:t xml:space="preserve">framework. Worked with the backend team to define OpenAPI specs, </w:t>
+      </w:r>
+      <w:r>
+        <w:rPr>
+          <w:rtl w:val="0"/>
+        </w:rPr>
+        <w:t xml:space="preserve">then </w:t>
+      </w:r>
+      <w:r>
+        <w:rPr>
+          <w:rtl w:val="0"/>
+        </w:rPr>
+        <w:t xml:space="preserve">wrote the </w:t>
+      </w:r>
+      <w:r>
+        <w:rPr>
+          <w:rtl w:val="0"/>
+        </w:rPr>
+        <w:t>Swift-</w:t>
+      </w:r>
+      <w:r>
+        <w:rPr>
+          <w:rtl w:val="0"/>
+          <w:lang w:val="it-IT"/>
+        </w:rPr>
+        <w:t>code generator</w:t>
+      </w:r>
+      <w:r>
+        <w:rPr>
+          <w:rtl w:val="0"/>
+        </w:rPr>
+        <w:t>, network JSON decoder, and the</w:t>
+      </w:r>
+      <w:r>
+        <w:rPr>
+          <w:rtl w:val="0"/>
+        </w:rPr>
+        <w:t xml:space="preserve"> UIKit interpreter. The </w:t>
+      </w:r>
+      <w:r>
+        <w:rPr>
+          <w:rtl w:val="0"/>
+        </w:rPr>
+        <w:t>server drove the UI of</w:t>
+      </w:r>
+      <w:r>
+        <w:rPr>
+          <w:rtl w:val="0"/>
+        </w:rPr>
+        <w:t xml:space="preserve"> the </w:t>
+      </w:r>
+      <w:r>
+        <w:rPr>
+          <w:rtl w:val="0"/>
+        </w:rPr>
+        <w:t>app</w:t>
+      </w:r>
+      <w:r>
+        <w:rPr>
+          <w:rtl w:val="0"/>
+        </w:rPr>
+        <w:t>’</w:t>
+      </w:r>
+      <w:r>
+        <w:rPr>
+          <w:rtl w:val="0"/>
+        </w:rPr>
+        <w:t xml:space="preserve">s </w:t>
+      </w:r>
+      <w:r>
+        <w:rPr>
+          <w:rtl w:val="0"/>
+        </w:rPr>
+        <w:t>main tab for about seven years, 2017</w:t>
+      </w:r>
+      <w:r>
+        <w:rPr>
+          <w:rtl w:val="0"/>
+        </w:rPr>
+        <w:t>–</w:t>
+      </w:r>
+      <w:r>
+        <w:rPr>
+          <w:rtl w:val="0"/>
+        </w:rPr>
+        <w:t>2024.</w:t>
       </w:r>
     </w:p>
     <w:p>
@@ -1526,7 +1624,7 @@
       <w:bidi w:val="0"/>
       <w:spacing w:before="120" w:after="0" w:line="240" w:lineRule="auto"/>
       <w:ind w:left="0" w:right="0" w:firstLine="0"/>
-      <w:jc w:val="both"/>
+      <w:jc w:val="left"/>
       <w:outlineLvl w:val="9"/>
     </w:pPr>
     <w:rPr>

--- a/resume/Logan Moseley Resume.docx
+++ b/resume/Logan Moseley Resume.docx
@@ -41,7 +41,7 @@
         <w:rPr>
           <w:rStyle w:val="Hyperlink.0"/>
         </w:rPr>
-        <w:instrText xml:space="preserve"> HYPERLINK "https://www.github.com/loganmoseley"</w:instrText>
+        <w:instrText xml:space="preserve"> HYPERLINK "https://loganmoseley.com"</w:instrText>
       </w:r>
       <w:r>
         <w:rPr>
@@ -56,7 +56,7 @@
           <w:rtl w:val="0"/>
           <w:lang w:val="en-US"/>
         </w:rPr>
-        <w:t>github.com/loganmoseley</w:t>
+        <w:t>loganmoseley.com</w:t>
       </w:r>
       <w:r>
         <w:rPr/>
@@ -66,6 +66,7 @@
         <w:rPr>
           <w:rFonts w:cs="Arial Unicode MS" w:eastAsia="Arial Unicode MS"/>
           <w:rtl w:val="0"/>
+          <w:lang w:val="en-US"/>
         </w:rPr>
         <w:t xml:space="preserve">   </w:t>
       </w:r>
@@ -79,7 +80,7 @@
         <w:rPr>
           <w:rStyle w:val="Hyperlink.0"/>
         </w:rPr>
-        <w:instrText xml:space="preserve"> HYPERLINK "https://www.linkedin.com/in/loganmoseley/"</w:instrText>
+        <w:instrText xml:space="preserve"> HYPERLINK "mailto:logan@loganmoseley.com"</w:instrText>
       </w:r>
       <w:r>
         <w:rPr>
@@ -94,7 +95,7 @@
           <w:rtl w:val="0"/>
           <w:lang w:val="en-US"/>
         </w:rPr>
-        <w:t>linkedin.com/in/loganmoseley</w:t>
+        <w:t>logan@loganmoseley.com</w:t>
       </w:r>
       <w:r>
         <w:rPr/>
@@ -105,14 +106,6 @@
       </w:r>
       <w:r>
         <w:rPr>
-          <w:rFonts w:cs="Arial Unicode MS" w:eastAsia="Arial Unicode MS"/>
-          <w:rtl w:val="0"/>
-          <w:lang w:val="en-US"/>
-        </w:rPr>
-        <w:t xml:space="preserve">949-412-5226   </w:t>
-      </w:r>
-      <w:r>
-        <w:rPr>
           <w:rStyle w:val="Hyperlink.0"/>
         </w:rPr>
         <w:fldChar w:fldCharType="begin" w:fldLock="0"/>
@@ -121,7 +114,7 @@
         <w:rPr>
           <w:rStyle w:val="Hyperlink.0"/>
         </w:rPr>
-        <w:instrText xml:space="preserve"> HYPERLINK "mailto:logan@loganmoseley.com"</w:instrText>
+        <w:instrText xml:space="preserve"> HYPERLINK "https://www.github.com/loganmoseley"</w:instrText>
       </w:r>
       <w:r>
         <w:rPr>
@@ -136,7 +129,45 @@
           <w:rtl w:val="0"/>
           <w:lang w:val="en-US"/>
         </w:rPr>
-        <w:t>logan@loganmoseley.com</w:t>
+        <w:t>github.com/loganmoseley</w:t>
+      </w:r>
+      <w:r>
+        <w:rPr/>
+        <w:fldChar w:fldCharType="end" w:fldLock="0"/>
+      </w:r>
+      <w:r>
+        <w:rPr>
+          <w:rFonts w:cs="Arial Unicode MS" w:eastAsia="Arial Unicode MS"/>
+          <w:rtl w:val="0"/>
+        </w:rPr>
+        <w:t xml:space="preserve">   </w:t>
+      </w:r>
+      <w:r>
+        <w:rPr>
+          <w:rStyle w:val="Hyperlink.0"/>
+        </w:rPr>
+        <w:fldChar w:fldCharType="begin" w:fldLock="0"/>
+      </w:r>
+      <w:r>
+        <w:rPr>
+          <w:rStyle w:val="Hyperlink.0"/>
+        </w:rPr>
+        <w:instrText xml:space="preserve"> HYPERLINK "https://www.linkedin.com/in/loganmoseley/"</w:instrText>
+      </w:r>
+      <w:r>
+        <w:rPr>
+          <w:rStyle w:val="Hyperlink.0"/>
+        </w:rPr>
+        <w:fldChar w:fldCharType="separate" w:fldLock="0"/>
+      </w:r>
+      <w:r>
+        <w:rPr>
+          <w:rStyle w:val="Hyperlink.0"/>
+          <w:rFonts w:cs="Arial Unicode MS" w:eastAsia="Arial Unicode MS"/>
+          <w:rtl w:val="0"/>
+          <w:lang w:val="en-US"/>
+        </w:rPr>
+        <w:t>linkedin.com/in/loganmoseley</w:t>
       </w:r>
       <w:r>
         <w:rPr/>
@@ -882,19 +913,60 @@
         <w:rPr>
           <w:rtl w:val="0"/>
         </w:rPr>
-        <w:t>Grew a culture of documentation, in-depth code review, and a strong</w:t>
-      </w:r>
-      <w:r>
-        <w:rPr>
-          <w:rtl w:val="0"/>
-        </w:rPr>
-        <w:t xml:space="preserve"> QA relationship</w:t>
-      </w:r>
-      <w:r>
-        <w:rPr>
-          <w:rtl w:val="0"/>
-        </w:rPr>
-        <w:t>. Mentored 6 engineers and interns. Started the long-running weekly functional programming meetup, which turned into a SwiftUI club.</w:t>
+        <w:t>Grew a culture of documentation, in-depth code review, and a strong QA relationship. Mentored 6 engineers and interns. Started and ran the weekly functional programming club</w:t>
+      </w:r>
+      <w:r>
+        <w:rPr>
+          <w:rtl w:val="0"/>
+        </w:rPr>
+        <w:t>-</w:t>
+      </w:r>
+      <w:r>
+        <w:rPr>
+          <w:rtl w:val="0"/>
+        </w:rPr>
+        <w:t>turned SwiftUI club for over two years; my notes are on GitHub:</w:t>
+      </w:r>
+      <w:r>
+        <w:rPr>
+          <w:rtl w:val="0"/>
+        </w:rPr>
+        <w:t xml:space="preserve"> </w:t>
+      </w:r>
+      <w:r>
+        <w:rPr>
+          <w:rStyle w:val="Link"/>
+        </w:rPr>
+        <w:fldChar w:fldCharType="begin" w:fldLock="0"/>
+      </w:r>
+      <w:r>
+        <w:rPr>
+          <w:rStyle w:val="Link"/>
+        </w:rPr>
+        <w:instrText xml:space="preserve"> HYPERLINK "https://github.com/loganmoseley/programming-club"</w:instrText>
+      </w:r>
+      <w:r>
+        <w:rPr>
+          <w:rStyle w:val="Link"/>
+        </w:rPr>
+        <w:fldChar w:fldCharType="separate" w:fldLock="0"/>
+      </w:r>
+      <w:r>
+        <w:rPr>
+          <w:rStyle w:val="Link"/>
+          <w:rtl w:val="0"/>
+        </w:rPr>
+        <w:t>github.com/loganmoseley/programming-club</w:t>
+      </w:r>
+      <w:r>
+        <w:rPr/>
+        <w:fldChar w:fldCharType="end" w:fldLock="0"/>
+      </w:r>
+      <w:r>
+        <w:rPr>
+          <w:rtl w:val="0"/>
+        </w:rPr>
+        <w:t>.</w:t>
       </w:r>
     </w:p>
     <w:p>
